--- a/Project Documentation/Functional Requirements & End User Requirements.docx
+++ b/Project Documentation/Functional Requirements & End User Requirements.docx
@@ -227,7 +227,10 @@
               <w:t xml:space="preserve">The player needs to be </w:t>
             </w:r>
             <w:r>
-              <w:t>able to input who they think the killer is</w:t>
+              <w:t xml:space="preserve">able to input </w:t>
+            </w:r>
+            <w:r>
+              <w:t>evidence</w:t>
             </w:r>
           </w:p>
           <w:p>
@@ -1854,6 +1857,23 @@
 </file>
 
 <file path=customXml/item1.xml><?xml version="1.0" encoding="utf-8"?>
+<p:properties xmlns:p="http://schemas.microsoft.com/office/2006/metadata/properties" xmlns:xsi="http://www.w3.org/2001/XMLSchema-instance" xmlns:pc="http://schemas.microsoft.com/office/infopath/2007/PartnerControls">
+  <documentManagement>
+    <_activity xmlns="e390aa1f-2d5a-4ddf-9f17-11ed9c41f311" xsi:nil="true"/>
+  </documentManagement>
+</p:properties>
+</file>
+
+<file path=customXml/item2.xml><?xml version="1.0" encoding="utf-8"?>
+<?mso-contentType ?>
+<FormTemplates xmlns="http://schemas.microsoft.com/sharepoint/v3/contenttype/forms">
+  <Display>DocumentLibraryForm</Display>
+  <Edit>DocumentLibraryForm</Edit>
+  <New>DocumentLibraryForm</New>
+</FormTemplates>
+</file>
+
+<file path=customXml/item3.xml><?xml version="1.0" encoding="utf-8"?>
 <ct:contentTypeSchema xmlns:ct="http://schemas.microsoft.com/office/2006/metadata/contentType" xmlns:ma="http://schemas.microsoft.com/office/2006/metadata/properties/metaAttributes" ct:_="" ma:_="" ma:contentTypeName="Document" ma:contentTypeID="0x0101007FDCC51DBA81794F95647475E1E0DD45" ma:contentTypeVersion="10" ma:contentTypeDescription="Create a new document." ma:contentTypeScope="" ma:versionID="728e92d24ef83573943ea63b50e563d2">
   <xsd:schema xmlns:xsd="http://www.w3.org/2001/XMLSchema" xmlns:xs="http://www.w3.org/2001/XMLSchema" xmlns:p="http://schemas.microsoft.com/office/2006/metadata/properties" xmlns:ns3="e390aa1f-2d5a-4ddf-9f17-11ed9c41f311" targetNamespace="http://schemas.microsoft.com/office/2006/metadata/properties" ma:root="true" ma:fieldsID="0d37750c153bed389be2e4b3e9ad613f" ns3:_="">
     <xsd:import namespace="e390aa1f-2d5a-4ddf-9f17-11ed9c41f311"/>
@@ -2035,24 +2055,25 @@
 </ct:contentTypeSchema>
 </file>
 
-<file path=customXml/item2.xml><?xml version="1.0" encoding="utf-8"?>
-<?mso-contentType ?>
-<FormTemplates xmlns="http://schemas.microsoft.com/sharepoint/v3/contenttype/forms">
-  <Display>DocumentLibraryForm</Display>
-  <Edit>DocumentLibraryForm</Edit>
-  <New>DocumentLibraryForm</New>
-</FormTemplates>
+<file path=customXml/itemProps1.xml><?xml version="1.0" encoding="utf-8"?>
+<ds:datastoreItem xmlns:ds="http://schemas.openxmlformats.org/officeDocument/2006/customXml" ds:itemID="{9DBFA7C5-D1BE-4374-B045-95E0FBB27991}">
+  <ds:schemaRefs>
+    <ds:schemaRef ds:uri="http://schemas.microsoft.com/office/2006/metadata/properties"/>
+    <ds:schemaRef ds:uri="http://schemas.microsoft.com/office/infopath/2007/PartnerControls"/>
+    <ds:schemaRef ds:uri="e390aa1f-2d5a-4ddf-9f17-11ed9c41f311"/>
+  </ds:schemaRefs>
+</ds:datastoreItem>
 </file>
 
-<file path=customXml/item3.xml><?xml version="1.0" encoding="utf-8"?>
-<p:properties xmlns:p="http://schemas.microsoft.com/office/2006/metadata/properties" xmlns:xsi="http://www.w3.org/2001/XMLSchema-instance" xmlns:pc="http://schemas.microsoft.com/office/infopath/2007/PartnerControls">
-  <documentManagement>
-    <_activity xmlns="e390aa1f-2d5a-4ddf-9f17-11ed9c41f311" xsi:nil="true"/>
-  </documentManagement>
-</p:properties>
+<file path=customXml/itemProps2.xml><?xml version="1.0" encoding="utf-8"?>
+<ds:datastoreItem xmlns:ds="http://schemas.openxmlformats.org/officeDocument/2006/customXml" ds:itemID="{8A75B7D4-B7FA-45D5-A9B7-A8B60ECA9799}">
+  <ds:schemaRefs>
+    <ds:schemaRef ds:uri="http://schemas.microsoft.com/sharepoint/v3/contenttype/forms"/>
+  </ds:schemaRefs>
+</ds:datastoreItem>
 </file>
 
-<file path=customXml/itemProps1.xml><?xml version="1.0" encoding="utf-8"?>
+<file path=customXml/itemProps3.xml><?xml version="1.0" encoding="utf-8"?>
 <ds:datastoreItem xmlns:ds="http://schemas.openxmlformats.org/officeDocument/2006/customXml" ds:itemID="{C5F3B49C-33C1-40F4-AA34-26E1B053BD9E}">
   <ds:schemaRefs>
     <ds:schemaRef ds:uri="http://schemas.microsoft.com/office/2006/metadata/contentType"/>
@@ -2068,22 +2089,4 @@
     <ds:schemaRef ds:uri="http://schemas.microsoft.com/internal/obd"/>
   </ds:schemaRefs>
 </ds:datastoreItem>
-</file>
-
-<file path=customXml/itemProps2.xml><?xml version="1.0" encoding="utf-8"?>
-<ds:datastoreItem xmlns:ds="http://schemas.openxmlformats.org/officeDocument/2006/customXml" ds:itemID="{8A75B7D4-B7FA-45D5-A9B7-A8B60ECA9799}">
-  <ds:schemaRefs>
-    <ds:schemaRef ds:uri="http://schemas.microsoft.com/sharepoint/v3/contenttype/forms"/>
-  </ds:schemaRefs>
-</ds:datastoreItem>
-</file>
-
-<file path=customXml/itemProps3.xml><?xml version="1.0" encoding="utf-8"?>
-<ds:datastoreItem xmlns:ds="http://schemas.openxmlformats.org/officeDocument/2006/customXml" ds:itemID="{9DBFA7C5-D1BE-4374-B045-95E0FBB27991}">
-  <ds:schemaRefs>
-    <ds:schemaRef ds:uri="http://schemas.microsoft.com/office/2006/metadata/properties"/>
-    <ds:schemaRef ds:uri="http://schemas.microsoft.com/office/infopath/2007/PartnerControls"/>
-    <ds:schemaRef ds:uri="e390aa1f-2d5a-4ddf-9f17-11ed9c41f311"/>
-  </ds:schemaRefs>
-</ds:datastoreItem>
 </file>